--- a/F5_Noname_Integration_Guide.docx
+++ b/F5_Noname_Integration_Guide.docx
@@ -1243,7 +1243,7 @@
                 <w:sz w:val="20"/>
                 <w:szCs w:val="20"/>
               </w:rPr>
-              <w:t xml:space="preserve">http (Note: https/https_443 failed; http works for this engine)</w:t>
+              <w:t xml:space="preserve">tcp</w:t>
             </w:r>
           </w:p>
         </w:tc>
@@ -1488,7 +1488,7 @@
                 <w:sz w:val="20"/>
                 <w:szCs w:val="20"/>
               </w:rPr>
-              <w:t xml:space="preserve">The health monitor was changed from 'https' to 'http' because the engine endpoint does not respond to F5's HTTPS health probe format, but traffic still flows over TLS via the serverssl profile on the Virtual Server.</w:t>
+              <w:t xml:space="preserve">The health monitor is set to 'tcp' — a basic TCP connectivity check. This confirms the engine is reachable on port 443 without triggering HTTPS probe format issues. Actual traffic still flows over TLS via the serverssl profile on the Virtual Server.</w:t>
             </w:r>
           </w:p>
         </w:tc>
@@ -4000,7 +4000,7 @@
           <w:sz w:val="22"/>
           <w:szCs w:val="22"/>
         </w:rPr>
-        <w:t xml:space="preserve">Try changing health monitor from https to http</w:t>
+        <w:t xml:space="preserve">Try changing health monitor to tcp — the engine may not respond to http or https probe formats</w:t>
       </w:r>
     </w:p>
     <w:p>
